--- a/tests/fixtures/tables-mutations.docx
+++ b/tests/fixtures/tables-mutations.docx
@@ -228,6 +228,79 @@
           <w:p>
             <w:r>
               <w:t xml:space="preserve">row</w:t>
+            </w:r>
+          </w:p>
+        </w:tc>
+      </w:tr>
+    </w:tbl>
+    <w:p>
+      <w:pPr>
+        <w:pStyle w:val="Heading2"/>
+      </w:pPr>
+      <w:r>
+        <w:t xml:space="preserve">Equation host (clean cell)</w:t>
+      </w:r>
+    </w:p>
+    <w:tbl>
+      <w:tblPr>
+        <w:tblW w:w="5000" w:type="pct"/>
+        <w:tblBorders>
+          <w:top w:val="single" w:sz="4" w:space="0" w:color="auto"/>
+          <w:left w:val="single" w:sz="4" w:space="0" w:color="auto"/>
+          <w:bottom w:val="single" w:sz="4" w:space="0" w:color="auto"/>
+          <w:right w:val="single" w:sz="4" w:space="0" w:color="auto"/>
+          <w:insideH w:val="single" w:sz="4" w:space="0" w:color="auto"/>
+          <w:insideV w:val="single" w:sz="4" w:space="0" w:color="auto"/>
+        </w:tblBorders>
+        <w:tblLayout w:type="autofit"/>
+      </w:tblPr>
+      <w:tblGrid>
+        <w:gridCol w:w="3120"/>
+        <w:gridCol w:w="3120"/>
+        <w:gridCol w:w="3120"/>
+      </w:tblGrid>
+      <w:tr>
+        <w:tc>
+          <w:p>
+            <w:r>
+              <w:t xml:space="preserve"/>
+            </w:r>
+          </w:p>
+        </w:tc>
+        <w:tc>
+          <w:p>
+            <w:r>
+              <w:t xml:space="preserve"/>
+            </w:r>
+          </w:p>
+        </w:tc>
+        <w:tc>
+          <w:p>
+            <w:r>
+              <w:t xml:space="preserve"/>
+            </w:r>
+          </w:p>
+        </w:tc>
+      </w:tr>
+      <w:tr>
+        <w:tc>
+          <w:p>
+            <w:r>
+              <w:t xml:space="preserve"/>
+            </w:r>
+          </w:p>
+        </w:tc>
+        <w:tc>
+          <w:p>
+            <w:r>
+              <w:t xml:space="preserve"/>
+            </w:r>
+          </w:p>
+        </w:tc>
+        <w:tc>
+          <w:p>
+            <w:r>
+              <w:t xml:space="preserve"/>
             </w:r>
           </w:p>
         </w:tc>
@@ -263,6 +336,24 @@
   <w:style w:type="paragraph" w:default="1" w:styleId="Normal">
     <w:name w:val="Normal"/>
     <w:qFormat/>
+  </w:style>
+  <w:style w:type="paragraph" w:styleId="Heading2">
+    <w:name w:val="heading 2"/>
+    <w:basedOn w:val="Normal"/>
+    <w:next w:val="Normal"/>
+    <w:qFormat/>
+    <w:pPr>
+      <w:keepNext/>
+      <w:keepLines/>
+      <w:spacing w:before="240" w:after="60"/>
+      <w:outlineLvl w:val="1"/>
+    </w:pPr>
+    <w:rPr>
+      <w:rFonts w:ascii="Calibri Light" w:hAnsi="Calibri Light"/>
+      <w:b/>
+      <w:color w:val="2E74B5"/>
+      <w:sz w:val="26"/>
+    </w:rPr>
   </w:style>
 </w:styles>
 </file>

--- a/tests/fixtures/tables-mutations.docx
+++ b/tests/fixtures/tables-mutations.docx
@@ -10,6 +10,7 @@
     <w:tbl>
       <w:tblPr>
         <w:tblW w:w="5000" w:type="pct"/>
+        <w:jc w:val="center"/>
         <w:tblBorders>
           <w:top w:val="double" w:sz="8" w:space="0" w:color="auto"/>
           <w:left w:val="double" w:sz="8" w:space="0" w:color="auto"/>
@@ -26,12 +27,20 @@
         <w:gridCol w:w="4680"/>
       </w:tblGrid>
       <w:tr>
+        <w:trPr>
+          <w:tblHeader/>
+        </w:trPr>
         <w:tc>
           <w:tcPr>
             <w:tcW w:w="4680" w:type="dxa"/>
             <w:gridSpan w:val="2"/>
-          </w:tcPr>
-          <w:p>
+            <w:shd w:val="clear" w:color="auto" w:fill="D9D9D9"/>
+            <w:vAlign w:val="center"/>
+          </w:tcPr>
+          <w:p>
+            <w:pPr>
+              <w:jc w:val="center"/>
+            </w:pPr>
             <w:r>
               <w:t xml:space="preserve"/>
             </w:r>
@@ -40,8 +49,13 @@
         <w:tc>
           <w:tcPr>
             <w:tcW w:w="4680" w:type="dxa"/>
-          </w:tcPr>
-          <w:p>
+            <w:shd w:val="clear" w:color="auto" w:fill="D9D9D9"/>
+            <w:vAlign w:val="center"/>
+          </w:tcPr>
+          <w:p>
+            <w:pPr>
+              <w:jc w:val="center"/>
+            </w:pPr>
             <w:r>
               <w:t xml:space="preserve"/>
             </w:r>
@@ -82,6 +96,9 @@
         </w:tc>
       </w:tr>
       <w:tr>
+        <w:trPr>
+          <w:trHeight w:val="576" w:hRule="atLeast"/>
+        </w:trPr>
         <w:tc>
           <w:tcPr>
             <w:tcW w:w="2340" w:type="dxa"/>
@@ -106,6 +123,9 @@
         <w:tc>
           <w:tcPr>
             <w:tcW w:w="4680" w:type="dxa"/>
+            <w:tcBorders>
+              <w:bottom w:val="double" w:sz="4" w:space="0" w:color="auto"/>
+            </w:tcBorders>
           </w:tcPr>
           <w:p>
             <w:r>
@@ -349,7 +369,7 @@
       <w:outlineLvl w:val="1"/>
     </w:pPr>
     <w:rPr>
-      <w:rFonts w:ascii="Calibri Light" w:hAnsi="Calibri Light"/>
+      <w:rFonts w:asciiTheme="majorHAnsi" w:hAnsiTheme="majorHAnsi" w:cstheme="majorBidi"/>
       <w:b/>
       <w:color w:val="2E74B5"/>
       <w:sz w:val="26"/>

--- a/tests/fixtures/tables-mutations.docx
+++ b/tests/fixtures/tables-mutations.docx
@@ -152,7 +152,7 @@
         <w:gridCol w:w="4680"/>
         <w:gridCol w:w="4680"/>
         <w:gridCol w:w="4680"/>
-        <w:tblGridChange w:id="1" w:author="Fixture" w:date="2026-05-21T00:00:00Z">
+        <w:tblGridChange w:id="1">
           <w:tblGrid>
             <w:gridCol w:w="4680"/>
             <w:gridCol w:w="4680"/>
@@ -161,7 +161,7 @@
       </w:tblGrid>
       <w:tr>
         <w:trPr>
-          <w:del w:id="1" w:author="Fixture" w:date="2026-05-21T00:00:00Z"/>
+          <w:del w:id="5" w:author="Fixture" w:date="2026-05-21T00:00:00Z"/>
         </w:trPr>
         <w:tc>
           <w:p>
@@ -172,46 +172,46 @@
         </w:tc>
         <w:tc>
           <w:tcPr>
-            <w:cellIns w:id="1" w:author="Fixture" w:date="2026-05-21T00:00:00Z"/>
-          </w:tcPr>
-          <w:p>
-            <w:r>
-              <w:t xml:space="preserve"/>
-            </w:r>
-          </w:p>
-        </w:tc>
-        <w:tc>
-          <w:tcPr>
-            <w:cellDel w:id="2" w:author="Fixture" w:date="2026-05-21T00:00:00Z"/>
-          </w:tcPr>
-          <w:p>
-            <w:r>
-              <w:t xml:space="preserve"/>
-            </w:r>
-          </w:p>
-        </w:tc>
-      </w:tr>
-      <w:tr>
-        <w:tc>
-          <w:p>
-            <w:r>
-              <w:t xml:space="preserve"/>
-            </w:r>
-          </w:p>
-        </w:tc>
-        <w:tc>
-          <w:tcPr>
-            <w:cellIns w:id="1" w:author="Fixture" w:date="2026-05-21T00:00:00Z"/>
-          </w:tcPr>
-          <w:p>
-            <w:r>
-              <w:t xml:space="preserve"/>
-            </w:r>
-          </w:p>
-        </w:tc>
-        <w:tc>
-          <w:tcPr>
-            <w:cellDel w:id="2" w:author="Fixture" w:date="2026-05-21T00:00:00Z"/>
+            <w:cellIns w:id="2" w:author="Fixture" w:date="2026-05-21T00:00:00Z"/>
+          </w:tcPr>
+          <w:p>
+            <w:r>
+              <w:t xml:space="preserve"/>
+            </w:r>
+          </w:p>
+        </w:tc>
+        <w:tc>
+          <w:tcPr>
+            <w:cellDel w:id="6" w:author="Fixture" w:date="2026-05-21T00:00:00Z"/>
+          </w:tcPr>
+          <w:p>
+            <w:r>
+              <w:t xml:space="preserve"/>
+            </w:r>
+          </w:p>
+        </w:tc>
+      </w:tr>
+      <w:tr>
+        <w:tc>
+          <w:p>
+            <w:r>
+              <w:t xml:space="preserve"/>
+            </w:r>
+          </w:p>
+        </w:tc>
+        <w:tc>
+          <w:tcPr>
+            <w:cellIns w:id="3" w:author="Fixture" w:date="2026-05-21T00:00:00Z"/>
+          </w:tcPr>
+          <w:p>
+            <w:r>
+              <w:t xml:space="preserve"/>
+            </w:r>
+          </w:p>
+        </w:tc>
+        <w:tc>
+          <w:tcPr>
+            <w:cellDel w:id="7" w:author="Fixture" w:date="2026-05-21T00:00:00Z"/>
           </w:tcPr>
           <w:p>
             <w:r>
@@ -233,17 +233,17 @@
         </w:tc>
         <w:tc>
           <w:tcPr>
-            <w:cellIns w:id="1" w:author="Fixture" w:date="2026-05-21T00:00:00Z"/>
-          </w:tcPr>
-          <w:p>
-            <w:r>
-              <w:t xml:space="preserve"/>
-            </w:r>
-          </w:p>
-        </w:tc>
-        <w:tc>
-          <w:tcPr>
-            <w:cellDel w:id="2" w:author="Fixture" w:date="2026-05-21T00:00:00Z"/>
+            <w:cellIns w:id="4" w:author="Fixture" w:date="2026-05-21T00:00:00Z"/>
+          </w:tcPr>
+          <w:p>
+            <w:r>
+              <w:t xml:space="preserve"/>
+            </w:r>
+          </w:p>
+        </w:tc>
+        <w:tc>
+          <w:tcPr>
+            <w:cellDel w:id="8" w:author="Fixture" w:date="2026-05-21T00:00:00Z"/>
           </w:tcPr>
           <w:p>
             <w:r>

--- a/tests/fixtures/tables-mutations.docx
+++ b/tests/fixtures/tables-mutations.docx
@@ -290,37 +290,42 @@
         <w:tc>
           <w:p>
             <w:r>
-              <w:t xml:space="preserve"/>
-            </w:r>
-          </w:p>
-        </w:tc>
-        <w:tc>
-          <w:p>
-            <w:r>
-              <w:t xml:space="preserve"/>
-            </w:r>
-          </w:p>
-        </w:tc>
-      </w:tr>
-      <w:tr>
-        <w:tc>
-          <w:p>
-            <w:r>
-              <w:t xml:space="preserve"/>
-            </w:r>
-          </w:p>
-        </w:tc>
-        <w:tc>
-          <w:p>
-            <w:r>
-              <w:t xml:space="preserve"/>
-            </w:r>
-          </w:p>
-        </w:tc>
-        <w:tc>
-          <w:p>
-            <w:r>
-              <w:t xml:space="preserve"/>
+              <w:t xml:space="preserve">Bare-cell edit</w:t>
+            </w:r>
+          </w:p>
+        </w:tc>
+        <w:tc>
+          <w:p>
+            <w:r>
+              <w:t xml:space="preserve"/>
+            </w:r>
+          </w:p>
+        </w:tc>
+      </w:tr>
+      <w:tr>
+        <w:tc>
+          <w:p>
+            <w:r>
+              <w:t xml:space="preserve"/>
+            </w:r>
+          </w:p>
+        </w:tc>
+        <w:tc>
+          <w:p>
+            <w:r>
+              <w:t xml:space="preserve">Bare-cell insert</w:t>
+            </w:r>
+          </w:p>
+        </w:tc>
+        <w:tc>
+          <w:p>
+            <w:r>
+              <w:t xml:space="preserve">Cell start</w:t>
+            </w:r>
+          </w:p>
+          <w:p>
+            <w:r>
+              <w:t xml:space="preserve">Cell end</w:t>
             </w:r>
           </w:p>
         </w:tc>
